--- a/AMMS.API/wwwroot/import-receives/phieu_nhap_kho_ORD-00018_14.docx
+++ b/AMMS.API/wwwroot/import-receives/phieu_nhap_kho_ORD-00018_14.docx
@@ -22,7 +22,7 @@
         <w:rPr>
           <w:sz w:val="24"/>
         </w:rPr>
-        <w:t>Ngày tạo phiếu: 03/05/2026 14:14</w:t>
+        <w:t>Ngày tạo phiếu: 03/05/2026 14:50</w:t>
       </w:r>
     </w:p>
     <w:p>
